--- a/fra/docx/06.content.docx
+++ b/fra/docx/06.content.docx
@@ -3104,19 +3104,7 @@
         <w:rPr>
           <w:lang w:val="fr_FR" w:bidi="fr_FR"/>
         </w:rPr>
-        <w:t>Un deuxième mémorial de douze pierres au milieu du Jourdain a été submergé dès que le fleuve a repris son cours. Son sommet était visible pendant la saison sèche de l'été. • Leur mention sous-entend que ces mémoriaux ont perduré sur plusieurs générations, jusqu'à la rédaction finale du livre de Josué (voir l'</w:t>
-      </w:r>
-      <w:r>
-        <w:rPr>
-          <w:lang w:val="fr_FR" w:bidi="fr_FR"/>
-        </w:rPr>
-        <w:t>Introduction au Livre de Josué</w:t>
-      </w:r>
-      <w:r>
-        <w:rPr>
-          <w:lang w:val="fr_FR" w:bidi="fr_FR"/>
-        </w:rPr>
-        <w:t>, « Auteur et Date »).</w:t>
+        <w:t>Un deuxième mémorial de douze pierres au milieu du Jourdain a été submergé dès que le fleuve a repris son cours. Son sommet était visible pendant la saison sèche de l'été. • Leur mention sous-entend que ces mémoriaux ont perduré sur plusieurs générations, jusqu'à la rédaction finale du livre de Josué (voir l'Introduction au Livre de Josué, « Auteur et Date »).</w:t>
       </w:r>
       <w:r>
         <w:rPr>
@@ -7132,19 +7120,7 @@
         <w:rPr>
           <w:lang w:val="fr_FR" w:bidi="fr_FR"/>
         </w:rPr>
-        <w:t>. • qui subsiste encore aujourd'hui : voir l'</w:t>
-      </w:r>
-      <w:r>
-        <w:rPr>
-          <w:lang w:val="fr_FR" w:bidi="fr_FR"/>
-        </w:rPr>
-        <w:t>introduction au Livre de Josué</w:t>
-      </w:r>
-      <w:r>
-        <w:rPr>
-          <w:lang w:val="fr_FR" w:bidi="fr_FR"/>
-        </w:rPr>
-        <w:t>, « Auteur et Date ».</w:t>
+        <w:t>. • qui subsiste encore aujourd'hui : voir l'introduction au Livre de Josué, « Auteur et Date ».</w:t>
       </w:r>
       <w:r>
         <w:rPr>
